--- a/DOCS/Business Requirements Document.docx
+++ b/DOCS/Business Requirements Document.docx
@@ -476,7 +476,7 @@
           <w:szCs w:val="24"/>
           <w:highlight w:val="yellow"/>
         </w:rPr>
-        <w:t xml:space="preserve"> Bus </w:t>
+        <w:t xml:space="preserve"> </w:t>
       </w:r>
       <w:proofErr w:type="spellStart"/>
       <w:r>
@@ -487,29 +487,40 @@
           <w:szCs w:val="24"/>
           <w:highlight w:val="yellow"/>
         </w:rPr>
-        <w:t>i</w:t>
+        <w:t>Busin</w:t>
       </w:r>
       <w:proofErr w:type="spellEnd"/>
       <w:r>
         <w:rPr>
           <w:rFonts w:ascii="Calibri" w:eastAsia="Calibri" w:hAnsi="Calibri" w:cs="Calibri"/>
           <w:b/>
-          <w:spacing w:val="1"/>
           <w:sz w:val="24"/>
           <w:szCs w:val="24"/>
           <w:highlight w:val="yellow"/>
         </w:rPr>
         <w:t xml:space="preserve"> </w:t>
       </w:r>
-      <w:r>
-        <w:rPr>
-          <w:rFonts w:ascii="Calibri" w:eastAsia="Calibri" w:hAnsi="Calibri" w:cs="Calibri"/>
-          <w:b/>
+      <w:proofErr w:type="gramStart"/>
+      <w:r>
+        <w:rPr>
+          <w:rFonts w:ascii="Calibri" w:eastAsia="Calibri" w:hAnsi="Calibri" w:cs="Calibri"/>
+          <w:b/>
+          <w:spacing w:val="-1"/>
           <w:sz w:val="24"/>
           <w:szCs w:val="24"/>
           <w:highlight w:val="yellow"/>
         </w:rPr>
-        <w:t xml:space="preserve">n </w:t>
+        <w:t>e</w:t>
+      </w:r>
+      <w:r>
+        <w:rPr>
+          <w:rFonts w:ascii="Calibri" w:eastAsia="Calibri" w:hAnsi="Calibri" w:cs="Calibri"/>
+          <w:b/>
+          <w:sz w:val="24"/>
+          <w:szCs w:val="24"/>
+          <w:highlight w:val="yellow"/>
+        </w:rPr>
+        <w:t xml:space="preserve">ss </w:t>
       </w:r>
       <w:r>
         <w:rPr>
@@ -520,28 +531,71 @@
           <w:szCs w:val="24"/>
           <w:highlight w:val="yellow"/>
         </w:rPr>
+        <w:t xml:space="preserve"> </w:t>
+      </w:r>
+      <w:r>
+        <w:rPr>
+          <w:rFonts w:ascii="Calibri" w:eastAsia="Calibri" w:hAnsi="Calibri" w:cs="Calibri"/>
+          <w:b/>
+          <w:sz w:val="24"/>
+          <w:szCs w:val="24"/>
+          <w:highlight w:val="yellow"/>
+        </w:rPr>
+        <w:t>O</w:t>
+      </w:r>
+      <w:r>
+        <w:rPr>
+          <w:rFonts w:ascii="Calibri" w:eastAsia="Calibri" w:hAnsi="Calibri" w:cs="Calibri"/>
+          <w:b/>
+          <w:spacing w:val="-2"/>
+          <w:sz w:val="24"/>
+          <w:szCs w:val="24"/>
+          <w:highlight w:val="yellow"/>
+        </w:rPr>
+        <w:t>b</w:t>
+      </w:r>
+      <w:r>
+        <w:rPr>
+          <w:rFonts w:ascii="Calibri" w:eastAsia="Calibri" w:hAnsi="Calibri" w:cs="Calibri"/>
+          <w:b/>
+          <w:sz w:val="24"/>
+          <w:szCs w:val="24"/>
+          <w:highlight w:val="yellow"/>
+        </w:rPr>
+        <w:t>j</w:t>
+      </w:r>
+      <w:r>
+        <w:rPr>
+          <w:rFonts w:ascii="Calibri" w:eastAsia="Calibri" w:hAnsi="Calibri" w:cs="Calibri"/>
+          <w:b/>
+          <w:spacing w:val="-1"/>
+          <w:sz w:val="24"/>
+          <w:szCs w:val="24"/>
+          <w:highlight w:val="yellow"/>
+        </w:rPr>
         <w:t>e</w:t>
       </w:r>
       <w:r>
         <w:rPr>
           <w:rFonts w:ascii="Calibri" w:eastAsia="Calibri" w:hAnsi="Calibri" w:cs="Calibri"/>
           <w:b/>
+          <w:w w:val="99"/>
           <w:sz w:val="24"/>
           <w:szCs w:val="24"/>
           <w:highlight w:val="yellow"/>
         </w:rPr>
-        <w:t xml:space="preserve">ss </w:t>
-      </w:r>
-      <w:r>
-        <w:rPr>
-          <w:rFonts w:ascii="Calibri" w:eastAsia="Calibri" w:hAnsi="Calibri" w:cs="Calibri"/>
-          <w:b/>
-          <w:spacing w:val="-1"/>
+        <w:t>cti</w:t>
+      </w:r>
+      <w:r>
+        <w:rPr>
+          <w:rFonts w:ascii="Calibri" w:eastAsia="Calibri" w:hAnsi="Calibri" w:cs="Calibri"/>
+          <w:b/>
+          <w:spacing w:val="-3"/>
           <w:sz w:val="24"/>
           <w:szCs w:val="24"/>
           <w:highlight w:val="yellow"/>
         </w:rPr>
-        <w:t xml:space="preserve"> </w:t>
+        <w:t>v</w:t>
       </w:r>
       <w:r>
         <w:rPr>
@@ -551,111 +605,9 @@
           <w:szCs w:val="24"/>
           <w:highlight w:val="yellow"/>
         </w:rPr>
-        <w:t>O</w:t>
-      </w:r>
-      <w:r>
-        <w:rPr>
-          <w:rFonts w:ascii="Calibri" w:eastAsia="Calibri" w:hAnsi="Calibri" w:cs="Calibri"/>
-          <w:b/>
-          <w:spacing w:val="1"/>
-          <w:sz w:val="24"/>
-          <w:szCs w:val="24"/>
-          <w:highlight w:val="yellow"/>
-        </w:rPr>
-        <w:t xml:space="preserve"> </w:t>
-      </w:r>
-      <w:proofErr w:type="spellStart"/>
-      <w:r>
-        <w:rPr>
-          <w:rFonts w:ascii="Calibri" w:eastAsia="Calibri" w:hAnsi="Calibri" w:cs="Calibri"/>
-          <w:b/>
-          <w:spacing w:val="-2"/>
-          <w:sz w:val="24"/>
-          <w:szCs w:val="24"/>
-          <w:highlight w:val="yellow"/>
-        </w:rPr>
-        <w:t>b</w:t>
-      </w:r>
-      <w:r>
-        <w:rPr>
-          <w:rFonts w:ascii="Calibri" w:eastAsia="Calibri" w:hAnsi="Calibri" w:cs="Calibri"/>
-          <w:b/>
-          <w:sz w:val="24"/>
-          <w:szCs w:val="24"/>
-          <w:highlight w:val="yellow"/>
-        </w:rPr>
-        <w:t>j</w:t>
-      </w:r>
-      <w:proofErr w:type="spellEnd"/>
-      <w:r>
-        <w:rPr>
-          <w:rFonts w:ascii="Calibri" w:eastAsia="Calibri" w:hAnsi="Calibri" w:cs="Calibri"/>
-          <w:b/>
-          <w:spacing w:val="1"/>
-          <w:sz w:val="24"/>
-          <w:szCs w:val="24"/>
-          <w:highlight w:val="yellow"/>
-        </w:rPr>
-        <w:t xml:space="preserve"> </w:t>
-      </w:r>
-      <w:proofErr w:type="spellStart"/>
-      <w:r>
-        <w:rPr>
-          <w:rFonts w:ascii="Calibri" w:eastAsia="Calibri" w:hAnsi="Calibri" w:cs="Calibri"/>
-          <w:b/>
-          <w:spacing w:val="-1"/>
-          <w:sz w:val="24"/>
-          <w:szCs w:val="24"/>
-          <w:highlight w:val="yellow"/>
-        </w:rPr>
         <w:t>e</w:t>
       </w:r>
-      <w:r>
-        <w:rPr>
-          <w:rFonts w:ascii="Calibri" w:eastAsia="Calibri" w:hAnsi="Calibri" w:cs="Calibri"/>
-          <w:b/>
-          <w:w w:val="99"/>
-          <w:sz w:val="24"/>
-          <w:szCs w:val="24"/>
-          <w:highlight w:val="yellow"/>
-        </w:rPr>
-        <w:t>cti</w:t>
-      </w:r>
-      <w:proofErr w:type="spellEnd"/>
-      <w:r>
-        <w:rPr>
-          <w:rFonts w:ascii="Calibri" w:eastAsia="Calibri" w:hAnsi="Calibri" w:cs="Calibri"/>
-          <w:b/>
-          <w:spacing w:val="1"/>
-          <w:sz w:val="24"/>
-          <w:szCs w:val="24"/>
-          <w:highlight w:val="yellow"/>
-        </w:rPr>
-        <w:t xml:space="preserve"> </w:t>
-      </w:r>
-      <w:proofErr w:type="spellStart"/>
-      <w:r>
-        <w:rPr>
-          <w:rFonts w:ascii="Calibri" w:eastAsia="Calibri" w:hAnsi="Calibri" w:cs="Calibri"/>
-          <w:b/>
-          <w:spacing w:val="-3"/>
-          <w:sz w:val="24"/>
-          <w:szCs w:val="24"/>
-          <w:highlight w:val="yellow"/>
-        </w:rPr>
-        <w:t>v</w:t>
-      </w:r>
-      <w:r>
-        <w:rPr>
-          <w:rFonts w:ascii="Calibri" w:eastAsia="Calibri" w:hAnsi="Calibri" w:cs="Calibri"/>
-          <w:b/>
-          <w:sz w:val="24"/>
-          <w:szCs w:val="24"/>
-          <w:highlight w:val="yellow"/>
-        </w:rPr>
-        <w:t>e</w:t>
-      </w:r>
-      <w:proofErr w:type="spellEnd"/>
+      <w:proofErr w:type="gramEnd"/>
       <w:r>
         <w:rPr>
           <w:rFonts w:ascii="Calibri" w:eastAsia="Calibri" w:hAnsi="Calibri" w:cs="Calibri"/>
@@ -3362,8 +3314,7 @@
     <w:p>
       <w:pPr>
         <w:spacing w:before="11"/>
-        <w:ind w:left="62" w:right="7138"/>
-        <w:jc w:val="center"/>
+        <w:ind w:left="62" w:right="80"/>
         <w:rPr>
           <w:rFonts w:ascii="Calibri" w:eastAsia="Calibri" w:hAnsi="Calibri" w:cs="Calibri"/>
           <w:sz w:val="24"/>
@@ -3378,7 +3329,18 @@
           <w:szCs w:val="24"/>
           <w:highlight w:val="yellow"/>
         </w:rPr>
-        <w:t xml:space="preserve"> S</w:t>
+        <w:t xml:space="preserve"> </w:t>
+      </w:r>
+      <w:proofErr w:type="gramStart"/>
+      <w:r>
+        <w:rPr>
+          <w:rFonts w:ascii="Calibri" w:eastAsia="Calibri" w:hAnsi="Calibri" w:cs="Calibri"/>
+          <w:b/>
+          <w:sz w:val="24"/>
+          <w:szCs w:val="24"/>
+          <w:highlight w:val="yellow"/>
+        </w:rPr>
+        <w:t>S</w:t>
       </w:r>
       <w:r>
         <w:rPr>
@@ -3399,13 +3361,13 @@
           <w:szCs w:val="24"/>
           <w:highlight w:val="yellow"/>
         </w:rPr>
-        <w:t>op</w:t>
-      </w:r>
-      <w:r>
-        <w:rPr>
-          <w:rFonts w:ascii="Calibri" w:eastAsia="Calibri" w:hAnsi="Calibri" w:cs="Calibri"/>
-          <w:b/>
-          <w:spacing w:val="1"/>
+        <w:t>ope  of</w:t>
+      </w:r>
+      <w:proofErr w:type="gramEnd"/>
+      <w:r>
+        <w:rPr>
+          <w:rFonts w:ascii="Calibri" w:eastAsia="Calibri" w:hAnsi="Calibri" w:cs="Calibri"/>
+          <w:b/>
           <w:sz w:val="24"/>
           <w:szCs w:val="24"/>
           <w:highlight w:val="yellow"/>
@@ -3416,24 +3378,65 @@
         <w:rPr>
           <w:rFonts w:ascii="Calibri" w:eastAsia="Calibri" w:hAnsi="Calibri" w:cs="Calibri"/>
           <w:b/>
+          <w:spacing w:val="2"/>
           <w:sz w:val="24"/>
           <w:szCs w:val="24"/>
           <w:highlight w:val="yellow"/>
         </w:rPr>
-        <w:t xml:space="preserve">e  of </w:t>
-      </w:r>
-      <w:r>
-        <w:rPr>
-          <w:rFonts w:ascii="Calibri" w:eastAsia="Calibri" w:hAnsi="Calibri" w:cs="Calibri"/>
-          <w:b/>
-          <w:spacing w:val="2"/>
+        <w:t xml:space="preserve"> </w:t>
+      </w:r>
+      <w:r>
+        <w:rPr>
+          <w:rFonts w:ascii="Calibri" w:eastAsia="Calibri" w:hAnsi="Calibri" w:cs="Calibri"/>
+          <w:b/>
+          <w:spacing w:val="-2"/>
           <w:sz w:val="24"/>
           <w:szCs w:val="24"/>
           <w:highlight w:val="yellow"/>
         </w:rPr>
-        <w:t xml:space="preserve"> </w:t>
-      </w:r>
-      <w:proofErr w:type="spellStart"/>
+        <w:t>t</w:t>
+      </w:r>
+      <w:r>
+        <w:rPr>
+          <w:rFonts w:ascii="Calibri" w:eastAsia="Calibri" w:hAnsi="Calibri" w:cs="Calibri"/>
+          <w:b/>
+          <w:sz w:val="24"/>
+          <w:szCs w:val="24"/>
+          <w:highlight w:val="yellow"/>
+        </w:rPr>
+        <w:t xml:space="preserve">he </w:t>
+      </w:r>
+      <w:r>
+        <w:rPr>
+          <w:rFonts w:ascii="Calibri" w:eastAsia="Calibri" w:hAnsi="Calibri" w:cs="Calibri"/>
+          <w:b/>
+          <w:sz w:val="24"/>
+          <w:szCs w:val="24"/>
+          <w:highlight w:val="yellow"/>
+        </w:rPr>
+        <w:t>R</w:t>
+      </w:r>
+      <w:r>
+        <w:rPr>
+          <w:rFonts w:ascii="Calibri" w:eastAsia="Calibri" w:hAnsi="Calibri" w:cs="Calibri"/>
+          <w:b/>
+          <w:spacing w:val="-1"/>
+          <w:sz w:val="24"/>
+          <w:szCs w:val="24"/>
+          <w:highlight w:val="yellow"/>
+        </w:rPr>
+        <w:t>e</w:t>
+      </w:r>
+      <w:r>
+        <w:rPr>
+          <w:rFonts w:ascii="Calibri" w:eastAsia="Calibri" w:hAnsi="Calibri" w:cs="Calibri"/>
+          <w:b/>
+          <w:sz w:val="24"/>
+          <w:szCs w:val="24"/>
+          <w:highlight w:val="yellow"/>
+        </w:rPr>
+        <w:t>p</w:t>
+      </w:r>
       <w:r>
         <w:rPr>
           <w:rFonts w:ascii="Calibri" w:eastAsia="Calibri" w:hAnsi="Calibri" w:cs="Calibri"/>
@@ -3443,7 +3446,7 @@
           <w:szCs w:val="24"/>
           <w:highlight w:val="yellow"/>
         </w:rPr>
-        <w:t>t</w:t>
+        <w:t>o</w:t>
       </w:r>
       <w:r>
         <w:rPr>
@@ -3453,92 +3456,7 @@
           <w:szCs w:val="24"/>
           <w:highlight w:val="yellow"/>
         </w:rPr>
-        <w:t>h</w:t>
-      </w:r>
-      <w:proofErr w:type="spellEnd"/>
-      <w:r>
-        <w:rPr>
-          <w:rFonts w:ascii="Calibri" w:eastAsia="Calibri" w:hAnsi="Calibri" w:cs="Calibri"/>
-          <w:b/>
-          <w:sz w:val="24"/>
-          <w:szCs w:val="24"/>
-          <w:highlight w:val="yellow"/>
-        </w:rPr>
-        <w:t xml:space="preserve"> e  </w:t>
-      </w:r>
-      <w:r>
-        <w:rPr>
-          <w:rFonts w:ascii="Calibri" w:eastAsia="Calibri" w:hAnsi="Calibri" w:cs="Calibri"/>
-          <w:b/>
-          <w:spacing w:val="-3"/>
-          <w:sz w:val="24"/>
-          <w:szCs w:val="24"/>
-          <w:highlight w:val="yellow"/>
-        </w:rPr>
-        <w:t>R</w:t>
-      </w:r>
-      <w:r>
-        <w:rPr>
-          <w:rFonts w:ascii="Calibri" w:eastAsia="Calibri" w:hAnsi="Calibri" w:cs="Calibri"/>
-          <w:b/>
-          <w:spacing w:val="-1"/>
-          <w:sz w:val="24"/>
-          <w:szCs w:val="24"/>
-          <w:highlight w:val="yellow"/>
-        </w:rPr>
-        <w:t>e</w:t>
-      </w:r>
-      <w:r>
-        <w:rPr>
-          <w:rFonts w:ascii="Calibri" w:eastAsia="Calibri" w:hAnsi="Calibri" w:cs="Calibri"/>
-          <w:b/>
-          <w:sz w:val="24"/>
-          <w:szCs w:val="24"/>
-          <w:highlight w:val="yellow"/>
-        </w:rPr>
-        <w:t xml:space="preserve">p </w:t>
-      </w:r>
-      <w:r>
-        <w:rPr>
-          <w:rFonts w:ascii="Calibri" w:eastAsia="Calibri" w:hAnsi="Calibri" w:cs="Calibri"/>
-          <w:b/>
-          <w:spacing w:val="-2"/>
-          <w:sz w:val="24"/>
-          <w:szCs w:val="24"/>
-          <w:highlight w:val="yellow"/>
-        </w:rPr>
-        <w:t>o</w:t>
-      </w:r>
-      <w:r>
-        <w:rPr>
-          <w:rFonts w:ascii="Calibri" w:eastAsia="Calibri" w:hAnsi="Calibri" w:cs="Calibri"/>
-          <w:b/>
-          <w:sz w:val="24"/>
-          <w:szCs w:val="24"/>
-          <w:highlight w:val="yellow"/>
-        </w:rPr>
-        <w:t>r</w:t>
-      </w:r>
-      <w:r>
-        <w:rPr>
-          <w:rFonts w:ascii="Calibri" w:eastAsia="Calibri" w:hAnsi="Calibri" w:cs="Calibri"/>
-          <w:b/>
-          <w:spacing w:val="1"/>
-          <w:sz w:val="24"/>
-          <w:szCs w:val="24"/>
-          <w:highlight w:val="yellow"/>
-        </w:rPr>
-        <w:t xml:space="preserve"> </w:t>
-      </w:r>
-      <w:r>
-        <w:rPr>
-          <w:rFonts w:ascii="Calibri" w:eastAsia="Calibri" w:hAnsi="Calibri" w:cs="Calibri"/>
-          <w:b/>
-          <w:sz w:val="24"/>
-          <w:szCs w:val="24"/>
-          <w:highlight w:val="yellow"/>
-        </w:rPr>
-        <w:t xml:space="preserve">t </w:t>
+        <w:t xml:space="preserve">rt </w:t>
       </w:r>
     </w:p>
     <w:p>
@@ -4190,6 +4108,7 @@
         </w:rPr>
         <w:t xml:space="preserve"> </w:t>
       </w:r>
+      <w:proofErr w:type="gramStart"/>
       <w:r>
         <w:rPr>
           <w:rFonts w:ascii="Calibri" w:eastAsia="Calibri" w:hAnsi="Calibri" w:cs="Calibri"/>
@@ -4224,6 +4143,7 @@
         </w:rPr>
         <w:t>er</w:t>
       </w:r>
+      <w:proofErr w:type="gramEnd"/>
       <w:r>
         <w:rPr>
           <w:rFonts w:ascii="Calibri" w:eastAsia="Calibri" w:hAnsi="Calibri" w:cs="Calibri"/>
@@ -12934,6 +12854,7 @@
               <w:t xml:space="preserve">f </w:t>
             </w:r>
             <w:proofErr w:type="spellStart"/>
+            <w:proofErr w:type="gramStart"/>
             <w:r>
               <w:rPr>
                 <w:rFonts w:ascii="Calibri" w:eastAsia="Calibri" w:hAnsi="Calibri" w:cs="Calibri"/>
@@ -13028,6 +12949,7 @@
               </w:rPr>
               <w:t>al</w:t>
             </w:r>
+            <w:proofErr w:type="gramEnd"/>
             <w:r>
               <w:rPr>
                 <w:rFonts w:ascii="Calibri" w:eastAsia="Calibri" w:hAnsi="Calibri" w:cs="Calibri"/>
@@ -14239,7 +14161,18 @@
           <w:szCs w:val="24"/>
           <w:highlight w:val="yellow"/>
         </w:rPr>
-        <w:t xml:space="preserve"> C h </w:t>
+        <w:t xml:space="preserve"> </w:t>
+      </w:r>
+      <w:proofErr w:type="gramStart"/>
+      <w:r>
+        <w:rPr>
+          <w:rFonts w:ascii="Calibri" w:eastAsia="Calibri" w:hAnsi="Calibri" w:cs="Calibri"/>
+          <w:b/>
+          <w:sz w:val="24"/>
+          <w:szCs w:val="24"/>
+          <w:highlight w:val="yellow"/>
+        </w:rPr>
+        <w:t>Ch</w:t>
       </w:r>
       <w:r>
         <w:rPr>
@@ -14359,6 +14292,7 @@
         </w:rPr>
         <w:t>ts</w:t>
       </w:r>
+      <w:proofErr w:type="gramEnd"/>
       <w:r>
         <w:rPr>
           <w:rFonts w:ascii="Calibri" w:eastAsia="Calibri" w:hAnsi="Calibri" w:cs="Calibri"/>
